--- a/courts/fifth-circuit/louisiana/federal/bankruptcy-western-district/motion-brief/usage/OUTPUT-motion-brief.docx
+++ b/courts/fifth-circuit/louisiana/federal/bankruptcy-western-district/motion-brief/usage/OUTPUT-motion-brief.docx
@@ -4,7 +4,8 @@
   <w:body>
     <w:p>
       <w:pPr>
-        <w:spacing w:before="0" w:after="0" w:line="300" w:lineRule="exact"/>
+        <w:spacing w:before="0" w:after="0" w:line="280" w:lineRule="exact"/>
+        <w:ind w:left="0" w:firstLine="0"/>
         <w:jc w:val="center"/>
       </w:pPr>
       <w:r>
@@ -17,7 +18,8 @@
     </w:p>
     <w:p>
       <w:pPr>
-        <w:spacing w:before="0" w:after="0" w:line="300" w:lineRule="exact"/>
+        <w:spacing w:before="0" w:after="0" w:line="280" w:lineRule="exact"/>
+        <w:ind w:left="0" w:firstLine="0"/>
         <w:jc w:val="center"/>
       </w:pPr>
       <w:r>
@@ -30,7 +32,7 @@
     </w:p>
     <w:p>
       <w:pPr>
-        <w:spacing w:before="0" w:after="0" w:line="520" w:lineRule="exact"/>
+        <w:spacing w:before="0" w:after="0" w:line="480" w:lineRule="exact"/>
       </w:pPr>
     </w:p>
     <w:tbl>
@@ -51,41 +53,69 @@
           <w:bottom w:w="144" w:type="dxa"/>
           <w:right w:w="173" w:type="dxa"/>
         </w:tblCellMar>
+        <w:tblLook w:val="0000" w:firstRow="0" w:lastRow="0" w:firstColumn="0" w:lastColumn="0" w:noHBand="0" w:noVBand="0"/>
       </w:tblPr>
       <w:tblGrid>
         <w:gridCol w:w="4896"/>
         <w:gridCol w:w="4464"/>
       </w:tblGrid>
       <w:tr>
+        <w:trPr>
+          <w:cantSplit/>
+        </w:trPr>
         <w:tc>
           <w:tcPr>
             <w:tcW w:w="4896" w:type="dxa"/>
           </w:tcPr>
           <w:p>
             <w:pPr>
-              <w:spacing w:before="0" w:after="0" w:line="300" w:lineRule="exact"/>
+              <w:spacing w:before="0" w:after="0" w:line="280" w:lineRule="exact"/>
+              <w:ind w:left="0" w:firstLine="0"/>
+              <w:jc w:val="left"/>
             </w:pPr>
             <w:r>
-              <w:t xml:space="preserve">IN RE:</w:t>
+              <w:t xml:space="preserve">IN</w:t>
+            </w:r>
+            <w:r>
+              <w:t xml:space="preserve"> </w:t>
+            </w:r>
+            <w:r>
+              <w:t xml:space="preserve">RE:</w:t>
             </w:r>
           </w:p>
           <w:p>
             <w:pPr>
-              <w:spacing w:before="0" w:after="0" w:line="300" w:lineRule="exact"/>
+              <w:spacing w:before="0" w:after="0" w:line="280" w:lineRule="exact"/>
+              <w:ind w:left="0" w:firstLine="0"/>
+              <w:jc w:val="left"/>
             </w:pPr>
             <w:r>
-              <w:t xml:space="preserve">NEW CENTURY FABRICATORS, INC.,</w:t>
+              <w:t xml:space="preserve">NEW</w:t>
+            </w:r>
+            <w:r>
+              <w:t xml:space="preserve"> </w:t>
+            </w:r>
+            <w:r>
+              <w:t xml:space="preserve">CENTURY</w:t>
+            </w:r>
+            <w:r>
+              <w:t xml:space="preserve"> </w:t>
+            </w:r>
+            <w:r>
+              <w:t xml:space="preserve">FABRICATORS,</w:t>
+            </w:r>
+            <w:r>
+              <w:t xml:space="preserve"> </w:t>
+            </w:r>
+            <w:r>
+              <w:t xml:space="preserve">INC.,</w:t>
             </w:r>
           </w:p>
           <w:p>
             <w:pPr>
-              <w:spacing w:before="0" w:after="0" w:line="300" w:lineRule="exact"/>
-            </w:pPr>
-          </w:p>
-          <w:p>
-            <w:pPr>
-              <w:spacing w:before="0" w:after="0" w:line="300" w:lineRule="exact"/>
-              <w:ind w:left="720"/>
+              <w:spacing w:before="280" w:after="0" w:line="280" w:lineRule="exact"/>
+              <w:ind w:left="720" w:firstLine="0"/>
+              <w:jc w:val="left"/>
             </w:pPr>
             <w:r>
               <w:t xml:space="preserve">DEBTOR</w:t>
@@ -98,10 +128,64 @@
           </w:tcPr>
           <w:p>
             <w:pPr>
-              <w:spacing w:before="0" w:after="0" w:line="300" w:lineRule="exact"/>
+              <w:spacing w:before="0" w:after="0" w:line="280" w:lineRule="exact"/>
+              <w:ind w:left="0" w:firstLine="0"/>
+              <w:jc w:val="left"/>
             </w:pPr>
             <w:r>
-              <w:t xml:space="preserve">CASE NO. 14-50652CHAPTER 11JUDGE ROBERT SUMMERHAYS</w:t>
+              <w:t xml:space="preserve">CASE</w:t>
+            </w:r>
+            <w:r>
+              <w:t xml:space="preserve"> </w:t>
+            </w:r>
+            <w:r>
+              <w:t xml:space="preserve">NO.</w:t>
+            </w:r>
+            <w:r>
+              <w:t xml:space="preserve"> </w:t>
+            </w:r>
+            <w:r>
+              <w:t xml:space="preserve">14</w:t>
+              <w:noBreakHyphen/>
+              <w:t xml:space="preserve">50652</w:t>
+            </w:r>
+          </w:p>
+          <w:p>
+            <w:pPr>
+              <w:spacing w:before="0" w:after="0" w:line="280" w:lineRule="exact"/>
+              <w:ind w:left="0" w:firstLine="0"/>
+              <w:jc w:val="left"/>
+            </w:pPr>
+            <w:r>
+              <w:t xml:space="preserve">CHAPTER</w:t>
+            </w:r>
+            <w:r>
+              <w:t xml:space="preserve"> </w:t>
+            </w:r>
+            <w:r>
+              <w:t xml:space="preserve">11</w:t>
+            </w:r>
+          </w:p>
+          <w:p>
+            <w:pPr>
+              <w:spacing w:before="280" w:after="0" w:line="280" w:lineRule="exact"/>
+              <w:ind w:left="0" w:firstLine="0"/>
+              <w:jc w:val="left"/>
+            </w:pPr>
+            <w:r>
+              <w:t xml:space="preserve">JUDGE</w:t>
+            </w:r>
+            <w:r>
+              <w:t xml:space="preserve"> </w:t>
+            </w:r>
+            <w:r>
+              <w:t xml:space="preserve">ROBERT</w:t>
+            </w:r>
+            <w:r>
+              <w:t xml:space="preserve"> </w:t>
+            </w:r>
+            <w:r>
+              <w:t xml:space="preserve">SUMMERHAYS</w:t>
             </w:r>
           </w:p>
         </w:tc>
@@ -109,12 +193,8 @@
     </w:tbl>
     <w:p>
       <w:pPr>
-        <w:spacing w:before="0" w:after="0" w:line="520" w:lineRule="exact"/>
-      </w:pPr>
-    </w:p>
-    <w:p>
-      <w:pPr>
-        <w:spacing w:before="0" w:after="0" w:line="300" w:lineRule="exact"/>
+        <w:spacing w:before="480" w:after="0" w:line="280" w:lineRule="exact"/>
+        <w:ind w:left="0" w:firstLine="0"/>
         <w:jc w:val="center"/>
       </w:pPr>
       <w:r>
@@ -122,28 +202,37 @@
           <w:b/>
           <w:bCs/>
         </w:rPr>
-        <w:t xml:space="preserve">JOINDER IN EMERGENCY MOTION TO DISMISSWITH MEMORANDUM IN SUPPORT</w:t>
-      </w:r>
-    </w:p>
-    <w:p>
-      <w:pPr>
-        <w:spacing w:before="0" w:after="0" w:line="260" w:lineRule="exact"/>
-      </w:pPr>
+        <w:t xml:space="preserve">JOINDER IN EMERGENCY MOTION TO DISMISS</w:t>
+      </w:r>
+    </w:p>
+    <w:p>
+      <w:pPr>
+        <w:spacing w:before="0" w:after="0" w:line="280" w:lineRule="exact"/>
+        <w:ind w:left="0" w:firstLine="0"/>
+        <w:jc w:val="center"/>
+      </w:pPr>
+      <w:r>
+        <w:rPr>
+          <w:b/>
+          <w:bCs/>
+        </w:rPr>
+        <w:t xml:space="preserve">WITH MEMORANDUM IN SUPPORT</w:t>
+      </w:r>
     </w:p>
     <w:p>
       <w:pPr>
         <w:pBdr>
-          <w:bottom w:val="single" w:sz="6" w:space="1" w:color="000000"/>
+          <w:bottom w:val="single" w:sz="6" w:space="0" w:color="000000"/>
         </w:pBdr>
-        <w:spacing w:before="0" w:after="520" w:line="20" w:lineRule="exact"/>
-      </w:pPr>
-    </w:p>
-    <w:p>
-      <w:pPr>
-        <w:pStyle w:val="FirstParagraph"/>
-      </w:pPr>
-      <w:r>
-        <w:t xml:space="preserve">NOW INTO COURT, by and through the undersigned counsel, comes FCC, LLC d/b/a First Capital (</w:t>
+        <w:spacing w:before="240" w:after="480" w:line="20" w:lineRule="exact"/>
+      </w:pPr>
+    </w:p>
+    <w:p>
+      <w:pPr>
+        <w:pStyle w:val="BodyText"/>
+      </w:pPr>
+      <w:r>
+        <w:t xml:space="preserve">NOW INTO COURT, by and through the undersigned counsel, comes FCC, LLC d/​b/​a First Capital (</w:t>
       </w:r>
       <w:r>
         <w:t xml:space="preserve">“First Capital”</w:t>
@@ -158,7 +247,7 @@
         <w:t xml:space="preserve">“Receiver”</w:t>
       </w:r>
       <w:r>
-        <w:t xml:space="preserve">) for New Century Fabricators, Inc. (</w:t>
+        <w:t xml:space="preserve">) for New Century Fabricators, Inc. (</w:t>
       </w:r>
       <w:r>
         <w:t xml:space="preserve">“New Century”</w:t>
@@ -167,7 +256,6 @@
         <w:t xml:space="preserve">) respectfully stating as follows:</w:t>
       </w:r>
     </w:p>
-    <w:bookmarkStart w:id="29" w:name="background"/>
     <w:p>
       <w:pPr>
         <w:pStyle w:val="Heading2"/>
@@ -178,10 +266,16 @@
     </w:p>
     <w:p>
       <w:pPr>
-        <w:pStyle w:val="FirstParagraph"/>
-      </w:pPr>
-      <w:r>
-        <w:t xml:space="preserve">On May 21, 2014, First Capital filed a Petition for Appointment of a Receiver; Ex Parte Appointment of a Temporary Receiver; and Ex Parte Injunction Against Corporation, Directors, Officers, Agents and Shareholders in the 15th Judicial District Court under Docket No. 2014-2661-F (the</w:t>
+        <w:pStyle w:val="BodyText"/>
+      </w:pPr>
+      <w:r>
+        <w:t xml:space="preserve">On May 21, 2014, First Capital filed a Petition for Appointment of a Receiver; Ex Parte Appointment of a Temporary Receiver; and Ex Parte Injunction Against Corporation, Directors, Officers, Agents and Shareholders in the 15th Judicial District Court under Docket No. 2014</w:t>
+      </w:r>
+      <w:r>
+        <w:noBreakHyphen/>
+      </w:r>
+      <w:r>
+        <w:t xml:space="preserve">2661-F (the</w:t>
       </w:r>
       <w:r>
         <w:t xml:space="preserve"> </w:t>
@@ -216,7 +310,7 @@
     </w:p>
     <w:p>
       <w:pPr>
-        <w:pStyle w:val="BodyText"/>
+        <w:pStyle w:val="BodyTextNote"/>
       </w:pPr>
       <w:r>
         <w:t xml:space="preserve">First Capital is a secured creditor of New Century who has provided working capital financing to New Century since July 19, 2006 pursuant to a Loan and Security Agreement and various subsequent amendments and extensions thereto (collectively, the</w:t>
@@ -234,12 +328,12 @@
         <w:rPr>
           <w:rStyle w:val="FootnoteReference"/>
         </w:rPr>
-        <w:footnoteReference w:id="20"/>
-      </w:r>
-    </w:p>
-    <w:p>
-      <w:pPr>
-        <w:pStyle w:val="BodyText"/>
+        <w:footnoteReference w:id="9"/>
+      </w:r>
+    </w:p>
+    <w:p>
+      <w:pPr>
+        <w:pStyle w:val="BodyTextNote"/>
       </w:pPr>
       <w:r>
         <w:t xml:space="preserve">Pursuant to the Loan Agreement, New Century has delivered weekly Borrowing Base Certificates and periodic Compliance Certificates to First Capital which were certified as true and correct by either New Century’s Chief Executive Officer or its Chief Financial Officer.</w:t>
@@ -248,7 +342,7 @@
         <w:rPr>
           <w:rStyle w:val="FootnoteReference"/>
         </w:rPr>
-        <w:footnoteReference w:id="21"/>
+        <w:footnoteReference w:id="10"/>
       </w:r>
       <w:r>
         <w:t xml:space="preserve"> </w:t>
@@ -371,7 +465,7 @@
         <w:tab/>
       </w:r>
       <w:r>
-        <w:t xml:space="preserve">Fraudulent Invoices – Customer invoices generated (i) without any basis whatsoever and/or (ii) for non-existent Change Orders and/or (iii) for customer jobs which had previously been cancelled;</w:t>
+        <w:t xml:space="preserve">Fraudulent Invoices – Customer invoices generated (i) without any basis whatsoever and/​or (ii) for non-existent Change Orders and/​or (iii) for customer jobs which had previously been cancelled;</w:t>
       </w:r>
     </w:p>
     <w:p>
@@ -385,7 +479,7 @@
         <w:tab/>
       </w:r>
       <w:r>
-        <w:t xml:space="preserve">Fraudulent Pre-Billings – Customer invoices generated (i) in advance of the receipt of a purchase order from the customer and/or (ii) in advance of the actual attainment of billing milestones;</w:t>
+        <w:t xml:space="preserve">Fraudulent Pre-Billings – Customer invoices generated (i) in advance of the receipt of a purchase order from the customer and/​or (ii) in advance of the actual attainment of billing milestones;</w:t>
       </w:r>
     </w:p>
     <w:p>
@@ -432,7 +526,7 @@
     </w:p>
     <w:p>
       <w:pPr>
-        <w:pStyle w:val="BodyText"/>
+        <w:pStyle w:val="BodyTextNote"/>
       </w:pPr>
       <w:r>
         <w:t xml:space="preserve">Based upon CBIZ’s own investigation and its interviews with various members of New Century’s accounts receivable, operations and production departments, CBIZ identified Brennan Castille and James Castille as the source of these irregularities and CBIZ estimates that the value of New Century’s total Accounts Receivable as reported by Brennan Castille, New Century’s Chief Financial Officer and James Castille, New Century’s Chief Executive Officer at the beginning of May, 2014 was falsely inflated by in excess of $4.5 million.</w:t>
@@ -441,7 +535,7 @@
         <w:rPr>
           <w:rStyle w:val="FootnoteReference"/>
         </w:rPr>
-        <w:footnoteReference w:id="22"/>
+        <w:footnoteReference w:id="11"/>
       </w:r>
       <w:r>
         <w:t xml:space="preserve"> </w:t>
@@ -453,26 +547,26 @@
         <w:rPr>
           <w:rStyle w:val="FootnoteReference"/>
         </w:rPr>
-        <w:footnoteReference w:id="23"/>
-      </w:r>
-    </w:p>
-    <w:p>
-      <w:pPr>
-        <w:pStyle w:val="BodyText"/>
-      </w:pPr>
-      <w:r>
-        <w:t xml:space="preserve">This situation is not confined to the present as CBIZ’s investigation reveals that false Borrowing Base Certificates and financial statements incorporating improperly inflated values for New Century’s Accounts and Borrowing Base have been repeatedly created, executed and delivered over time by James Castille and Brennan Castille to First Capital via U.S. Mail and/or wire communication and utilized to fraudulently obtain financing from First Capital for New Century.</w:t>
+        <w:footnoteReference w:id="12"/>
+      </w:r>
+    </w:p>
+    <w:p>
+      <w:pPr>
+        <w:pStyle w:val="BodyTextNote"/>
+      </w:pPr>
+      <w:r>
+        <w:t xml:space="preserve">This situation is not confined to the present as CBIZ’s investigation reveals that false Borrowing Base Certificates and financial statements incorporating improperly inflated values for New Century’s Accounts and Borrowing Base have been repeatedly created, executed and delivered over time by James Castille and Brennan Castille to First Capital via U.S. Mail and/​or wire communication and utilized to fraudulently obtain financing from First Capital for New Century.</w:t>
       </w:r>
       <w:r>
         <w:rPr>
           <w:rStyle w:val="FootnoteReference"/>
         </w:rPr>
-        <w:footnoteReference w:id="24"/>
-      </w:r>
-    </w:p>
-    <w:p>
-      <w:pPr>
-        <w:pStyle w:val="BodyText"/>
+        <w:footnoteReference w:id="13"/>
+      </w:r>
+    </w:p>
+    <w:p>
+      <w:pPr>
+        <w:pStyle w:val="BodyTextNote"/>
       </w:pPr>
       <w:r>
         <w:t xml:space="preserve">Moreover, BlackBriar was unable to restrict continued access by Brennan Castille to New Century’s computers and financial records despite agreement by James Castille.</w:t>
@@ -481,7 +575,7 @@
         <w:rPr>
           <w:rStyle w:val="FootnoteReference"/>
         </w:rPr>
-        <w:footnoteReference w:id="25"/>
+        <w:footnoteReference w:id="14"/>
       </w:r>
       <w:r>
         <w:t xml:space="preserve"> </w:t>
@@ -493,18 +587,24 @@
         <w:rPr>
           <w:rStyle w:val="FootnoteReference"/>
         </w:rPr>
-        <w:footnoteReference w:id="26"/>
-      </w:r>
-      <w:r>
-        <w:t xml:space="preserve"> </w:t>
-      </w:r>
-      <w:r>
-        <w:t xml:space="preserve">led to the filing of the Receivership Petition in the 15th Judicial District Court under Docket No. 2014-2661-F on May 21, 2014.</w:t>
-      </w:r>
-    </w:p>
-    <w:p>
-      <w:pPr>
-        <w:pStyle w:val="BodyText"/>
+        <w:footnoteReference w:id="15"/>
+      </w:r>
+      <w:r>
+        <w:t xml:space="preserve"> </w:t>
+      </w:r>
+      <w:r>
+        <w:t xml:space="preserve">led to the filing of the Receivership Petition in the 15th Judicial District Court under Docket No. 2014</w:t>
+      </w:r>
+      <w:r>
+        <w:noBreakHyphen/>
+      </w:r>
+      <w:r>
+        <w:t xml:space="preserve">2661-F on May 21, 2014.</w:t>
+      </w:r>
+    </w:p>
+    <w:p>
+      <w:pPr>
+        <w:pStyle w:val="BodyTextNote"/>
       </w:pPr>
       <w:r>
         <w:t xml:space="preserve">Because of the nature and size of the fraud which had been committed against First Capital by James Castille and Brennan Castille, First Capital sought and obtained immediate ex parte relief under LA. REV. STAT. 12:151 in the form a May 22, 2014 Order (the</w:t>
@@ -516,7 +616,7 @@
         <w:t xml:space="preserve">“Receivership Order”</w:t>
       </w:r>
       <w:r>
-        <w:t xml:space="preserve">) from the Hon. Glennon P. Everett, a copy of which is attached hereto and incorporated by reference herein as</w:t>
+        <w:t xml:space="preserve">) from the Hon. Glennon P. Everett, a copy of which is attached hereto and incorporated by reference herein as</w:t>
       </w:r>
       <w:r>
         <w:t xml:space="preserve"> </w:t>
@@ -535,7 +635,7 @@
         <w:rPr>
           <w:rStyle w:val="FootnoteReference"/>
         </w:rPr>
-        <w:footnoteReference w:id="27"/>
+        <w:footnoteReference w:id="16"/>
       </w:r>
       <w:r>
         <w:t xml:space="preserve"> </w:t>
@@ -555,7 +655,7 @@
         <w:tab/>
       </w:r>
       <w:r>
-        <w:t xml:space="preserve">Access to any and all computer and accounting systems belonging to and/or utilized by New Century and to the premises of New Century;</w:t>
+        <w:t xml:space="preserve">Access to any and all computer and accounting systems belonging to and/​or utilized by New Century and to the premises of New Century;</w:t>
       </w:r>
     </w:p>
     <w:p>
@@ -588,7 +688,7 @@
     </w:p>
     <w:p>
       <w:pPr>
-        <w:pStyle w:val="BodyText"/>
+        <w:pStyle w:val="BodyTextNote"/>
       </w:pPr>
       <w:r>
         <w:t xml:space="preserve">Copies of the Receivership Order were immediately provided to Stanley Blackstone, Registered Agent of New Century, James Castille and Brennan Castille so that they might be placed on notice of its existence and provisions.</w:t>
@@ -597,11 +697,9 @@
         <w:rPr>
           <w:rStyle w:val="FootnoteReference"/>
         </w:rPr>
-        <w:footnoteReference w:id="28"/>
-      </w:r>
-    </w:p>
-    <w:bookmarkEnd w:id="29"/>
-    <w:bookmarkStart w:id="30" w:name="X6dd1fa601961f5ba3d91a4d1bcbaf5dc7c60ed9"/>
+        <w:footnoteReference w:id="17"/>
+      </w:r>
+    </w:p>
     <w:p>
       <w:pPr>
         <w:pStyle w:val="Heading1"/>
@@ -612,7 +710,7 @@
     </w:p>
     <w:p>
       <w:pPr>
-        <w:pStyle w:val="FirstParagraph"/>
+        <w:pStyle w:val="BodyText"/>
       </w:pPr>
       <w:r>
         <w:t xml:space="preserve">First Capital joins the Receiver’s Emergency Motion to Dismiss (R. at 7) and endorses the arguments presented therein and in supplements by the Receiver.</w:t>
@@ -668,8 +766,6 @@
         <w:t xml:space="preserve">, 459 So.2d 60 (La.App. 2 Cir.1984). Under applicable Louisiana law, the Receiver alone possesses the authority to file a bankruptcy petition for New Century.</w:t>
       </w:r>
     </w:p>
-    <w:bookmarkEnd w:id="30"/>
-    <w:bookmarkStart w:id="31" w:name="prayer-for-relief"/>
     <w:p>
       <w:pPr>
         <w:pStyle w:val="Heading1"/>
@@ -680,80 +776,491 @@
     </w:p>
     <w:p>
       <w:pPr>
-        <w:pStyle w:val="FirstParagraph"/>
-      </w:pPr>
-      <w:r>
-        <w:t xml:space="preserve">WHEREFORE, in light of the factual background presented herein and in adoption and agreement with the reasons and authority presented in the Receiver’s Emergency Motion to Dismiss and the Receiver’s supplements thereto. FCC, LLC d/b/a First Capital prays that this Court will GRANT the Emergency Motion to Dismiss filed by Robert Shleizer, Temporary Receiver of New Century Fabricators, Inc., AND DISMISS this case while providing such other and further relief as it may deem just and proper.</w:t>
-      </w:r>
+        <w:pStyle w:val="BodyText"/>
+      </w:pPr>
+      <w:r>
+        <w:t xml:space="preserve">WHEREFORE, in light of the factual background presented herein and in adoption and agreement with the reasons and authority presented in the Receiver’s Emergency Motion to Dismiss and the Receiver’s supplements thereto. FCC, LLC d/​b/​a First Capital prays that this Court will GRANT the Emergency Motion to Dismiss filed by Robert Shleizer, Temporary Receiver of New Century Fabricators, Inc., AND DISMISS this case while providing such other and further relief as it may deem just and proper.</w:t>
+      </w:r>
+    </w:p>
+    <w:p>
+      <w:pPr>
+        <w:spacing w:before="0" w:after="0" w:line="240" w:lineRule="exact"/>
+      </w:pPr>
     </w:p>
     <w:p>
       <w:pPr>
         <w:keepNext/>
         <w:keepLines/>
-        <w:spacing w:before="260" w:after="260" w:line="300" w:lineRule="exact"/>
-        <w:ind w:left="3960"/>
-      </w:pPr>
-      <w:r>
-        <w:t xml:space="preserve">Respectfully submitted,</w:t>
+        <w:spacing w:before="0" w:after="0" w:line="280" w:lineRule="exact"/>
+        <w:ind w:left="3960" w:firstLine="0"/>
+        <w:jc w:val="left"/>
+      </w:pPr>
+      <w:r>
+        <w:t xml:space="preserve">Respectfully</w:t>
+      </w:r>
+      <w:r>
+        <w:t xml:space="preserve"> </w:t>
+      </w:r>
+      <w:r>
+        <w:t xml:space="preserve">submitted,</w:t>
       </w:r>
     </w:p>
     <w:p>
       <w:pPr>
         <w:keepNext/>
         <w:keepLines/>
-        <w:spacing w:before="0" w:after="0" w:line="300" w:lineRule="exact"/>
-        <w:ind w:left="3960"/>
-      </w:pPr>
-      <w:r>
-        <w:t xml:space="preserve">GORDON, ARATA, MCCOLLAM, DUPLANTIS &amp; EAGAN, LLC</w:t>
+        <w:spacing w:before="280" w:after="0" w:line="280" w:lineRule="exact"/>
+        <w:ind w:left="3960" w:firstLine="0"/>
+        <w:jc w:val="left"/>
+      </w:pPr>
+      <w:r>
+        <w:t xml:space="preserve">GORDON,</w:t>
+      </w:r>
+      <w:r>
+        <w:t xml:space="preserve"> </w:t>
+      </w:r>
+      <w:r>
+        <w:t xml:space="preserve">ARATA,</w:t>
+      </w:r>
+      <w:r>
+        <w:t xml:space="preserve"> </w:t>
+      </w:r>
+      <w:r>
+        <w:t xml:space="preserve">MCCOLLAM,</w:t>
+      </w:r>
+      <w:r>
+        <w:t xml:space="preserve"> </w:t>
+      </w:r>
+      <w:r>
+        <w:t xml:space="preserve">DUPLANTIS</w:t>
+      </w:r>
+      <w:r>
+        <w:t xml:space="preserve"> </w:t>
+      </w:r>
+      <w:r>
+        <w:t xml:space="preserve">&amp;</w:t>
+      </w:r>
+      <w:r>
+        <w:t xml:space="preserve"> </w:t>
+      </w:r>
+      <w:r>
+        <w:t xml:space="preserve">EAGAN,</w:t>
+      </w:r>
+      <w:r>
+        <w:t xml:space="preserve"> </w:t>
+      </w:r>
+      <w:r>
+        <w:t xml:space="preserve">LLC</w:t>
       </w:r>
     </w:p>
     <w:p>
       <w:pPr>
         <w:keepNext/>
         <w:keepLines/>
-        <w:spacing w:before="0" w:after="0" w:line="300" w:lineRule="exact"/>
-        <w:ind w:left="3960"/>
-      </w:pPr>
-      <w:r>
-        <w:t xml:space="preserve">By: /s/ Armistead M. Long</w:t>
+        <w:spacing w:before="0" w:after="0" w:line="280" w:lineRule="exact"/>
+        <w:ind w:left="3960" w:firstLine="0"/>
+        <w:jc w:val="left"/>
+      </w:pPr>
+      <w:r>
+        <w:t xml:space="preserve">By:</w:t>
+      </w:r>
+      <w:r>
+        <w:t xml:space="preserve"> </w:t>
+      </w:r>
+      <w:r>
+        <w:t xml:space="preserve">/​s/</w:t>
+      </w:r>
+      <w:r>
+        <w:t xml:space="preserve"> </w:t>
+      </w:r>
+      <w:r>
+        <w:t xml:space="preserve">Armistead</w:t>
+      </w:r>
+      <w:r>
+        <w:t xml:space="preserve"> </w:t>
+      </w:r>
+      <w:r>
+        <w:t xml:space="preserve">M.</w:t>
+      </w:r>
+      <w:r>
+        <w:t xml:space="preserve"> </w:t>
+      </w:r>
+      <w:r>
+        <w:t xml:space="preserve">Long</w:t>
       </w:r>
     </w:p>
     <w:p>
       <w:pPr>
         <w:keepNext/>
         <w:keepLines/>
-        <w:spacing w:before="0" w:after="0" w:line="300" w:lineRule="exact"/>
-        <w:ind w:left="3960"/>
-      </w:pPr>
-      <w:r>
-        <w:t xml:space="preserve">Samuel E. Masur (La. Bar Roll # 1221)Gerald H. Schiff (La. Bar No. 11775)Armistead M. Long (La. Bar Roll # 33949)400 East Kaliste Saloom Road, Suite 4200Lafayette, Louisiana 70508Email: smasur@gordonarata.comgschiff@gordonarata.comalong@gordonarata.comPhone: (337) 237-0132Fax: (337) 237-3451</w:t>
+        <w:spacing w:before="0" w:after="0" w:line="280" w:lineRule="exact"/>
+        <w:ind w:left="3960" w:firstLine="0"/>
+        <w:jc w:val="left"/>
+      </w:pPr>
+      <w:r>
+        <w:t xml:space="preserve">Samuel</w:t>
+      </w:r>
+      <w:r>
+        <w:t xml:space="preserve"> </w:t>
+      </w:r>
+      <w:r>
+        <w:t xml:space="preserve">E.</w:t>
+      </w:r>
+      <w:r>
+        <w:t xml:space="preserve"> </w:t>
+      </w:r>
+      <w:r>
+        <w:t xml:space="preserve">Masur</w:t>
+      </w:r>
+      <w:r>
+        <w:t xml:space="preserve"> </w:t>
+      </w:r>
+      <w:r>
+        <w:t xml:space="preserve">(La.</w:t>
+      </w:r>
+      <w:r>
+        <w:t xml:space="preserve"> </w:t>
+      </w:r>
+      <w:r>
+        <w:t xml:space="preserve">Bar</w:t>
+      </w:r>
+      <w:r>
+        <w:t xml:space="preserve"> </w:t>
+      </w:r>
+      <w:r>
+        <w:t xml:space="preserve">Roll</w:t>
+      </w:r>
+      <w:r>
+        <w:t xml:space="preserve"> </w:t>
+      </w:r>
+      <w:r>
+        <w:t xml:space="preserve">#</w:t>
+      </w:r>
+      <w:r>
+        <w:t xml:space="preserve"> </w:t>
+      </w:r>
+      <w:r>
+        <w:t xml:space="preserve">1221)</w:t>
       </w:r>
     </w:p>
     <w:p>
       <w:pPr>
         <w:keepNext/>
         <w:keepLines/>
-        <w:spacing w:before="0" w:after="0" w:line="300" w:lineRule="exact"/>
-        <w:ind w:left="3960"/>
-      </w:pPr>
-    </w:p>
-    <w:p>
-      <w:pPr>
+        <w:spacing w:before="0" w:after="0" w:line="280" w:lineRule="exact"/>
+        <w:ind w:left="3960" w:firstLine="0"/>
+        <w:jc w:val="left"/>
+      </w:pPr>
+      <w:r>
+        <w:t xml:space="preserve">Gerald</w:t>
+      </w:r>
+      <w:r>
+        <w:t xml:space="preserve"> </w:t>
+      </w:r>
+      <w:r>
+        <w:t xml:space="preserve">H.</w:t>
+      </w:r>
+      <w:r>
+        <w:t xml:space="preserve"> </w:t>
+      </w:r>
+      <w:r>
+        <w:t xml:space="preserve">Schiff</w:t>
+      </w:r>
+      <w:r>
+        <w:t xml:space="preserve"> </w:t>
+      </w:r>
+      <w:r>
+        <w:t xml:space="preserve">(La.</w:t>
+      </w:r>
+      <w:r>
+        <w:t xml:space="preserve"> </w:t>
+      </w:r>
+      <w:r>
+        <w:t xml:space="preserve">Bar</w:t>
+      </w:r>
+      <w:r>
+        <w:t xml:space="preserve"> </w:t>
+      </w:r>
+      <w:r>
+        <w:t xml:space="preserve">No.</w:t>
+      </w:r>
+      <w:r>
+        <w:t xml:space="preserve"> </w:t>
+      </w:r>
+      <w:r>
+        <w:t xml:space="preserve">11775)</w:t>
+      </w:r>
+    </w:p>
+    <w:p>
+      <w:pPr>
+        <w:keepNext/>
         <w:keepLines/>
-        <w:spacing w:before="0" w:after="0" w:line="300" w:lineRule="exact"/>
-        <w:ind w:left="3960"/>
-      </w:pPr>
-      <w:r>
-        <w:t xml:space="preserve">Attorneys for FCC, LLC d/b/a First Capital</w:t>
-      </w:r>
-    </w:p>
-    <w:bookmarkEnd w:id="31"/>
+        <w:spacing w:before="0" w:after="0" w:line="280" w:lineRule="exact"/>
+        <w:ind w:left="3960" w:firstLine="0"/>
+        <w:jc w:val="left"/>
+      </w:pPr>
+      <w:r>
+        <w:t xml:space="preserve">Armistead</w:t>
+      </w:r>
+      <w:r>
+        <w:t xml:space="preserve"> </w:t>
+      </w:r>
+      <w:r>
+        <w:t xml:space="preserve">M.</w:t>
+      </w:r>
+      <w:r>
+        <w:t xml:space="preserve"> </w:t>
+      </w:r>
+      <w:r>
+        <w:t xml:space="preserve">Long</w:t>
+      </w:r>
+      <w:r>
+        <w:t xml:space="preserve"> </w:t>
+      </w:r>
+      <w:r>
+        <w:t xml:space="preserve">(La.</w:t>
+      </w:r>
+      <w:r>
+        <w:t xml:space="preserve"> </w:t>
+      </w:r>
+      <w:r>
+        <w:t xml:space="preserve">Bar</w:t>
+      </w:r>
+      <w:r>
+        <w:t xml:space="preserve"> </w:t>
+      </w:r>
+      <w:r>
+        <w:t xml:space="preserve">Roll</w:t>
+      </w:r>
+      <w:r>
+        <w:t xml:space="preserve"> </w:t>
+      </w:r>
+      <w:r>
+        <w:t xml:space="preserve">#</w:t>
+      </w:r>
+      <w:r>
+        <w:t xml:space="preserve"> </w:t>
+      </w:r>
+      <w:r>
+        <w:t xml:space="preserve">33949)</w:t>
+      </w:r>
+    </w:p>
+    <w:p>
+      <w:pPr>
+        <w:keepNext/>
+        <w:keepLines/>
+        <w:spacing w:before="0" w:after="0" w:line="280" w:lineRule="exact"/>
+        <w:ind w:left="3960" w:firstLine="0"/>
+        <w:jc w:val="left"/>
+      </w:pPr>
+      <w:r>
+        <w:t xml:space="preserve">400</w:t>
+      </w:r>
+      <w:r>
+        <w:t xml:space="preserve"> </w:t>
+      </w:r>
+      <w:r>
+        <w:t xml:space="preserve">East</w:t>
+      </w:r>
+      <w:r>
+        <w:t xml:space="preserve"> </w:t>
+      </w:r>
+      <w:r>
+        <w:t xml:space="preserve">Kaliste</w:t>
+      </w:r>
+      <w:r>
+        <w:t xml:space="preserve"> </w:t>
+      </w:r>
+      <w:r>
+        <w:t xml:space="preserve">Saloom</w:t>
+      </w:r>
+      <w:r>
+        <w:t xml:space="preserve"> </w:t>
+      </w:r>
+      <w:r>
+        <w:t xml:space="preserve">Road,</w:t>
+      </w:r>
+      <w:r>
+        <w:t xml:space="preserve"> </w:t>
+      </w:r>
+      <w:r>
+        <w:t xml:space="preserve">Suite</w:t>
+      </w:r>
+      <w:r>
+        <w:t xml:space="preserve"> </w:t>
+      </w:r>
+      <w:r>
+        <w:t xml:space="preserve">4200</w:t>
+      </w:r>
+    </w:p>
+    <w:p>
+      <w:pPr>
+        <w:keepNext/>
+        <w:keepLines/>
+        <w:spacing w:before="0" w:after="0" w:line="280" w:lineRule="exact"/>
+        <w:ind w:left="3960" w:firstLine="0"/>
+        <w:jc w:val="left"/>
+      </w:pPr>
+      <w:r>
+        <w:t xml:space="preserve">Lafayette,</w:t>
+      </w:r>
+      <w:r>
+        <w:t xml:space="preserve"> </w:t>
+      </w:r>
+      <w:r>
+        <w:t xml:space="preserve">Louisiana</w:t>
+      </w:r>
+      <w:r>
+        <w:t xml:space="preserve"> </w:t>
+      </w:r>
+      <w:r>
+        <w:t xml:space="preserve">70508</w:t>
+      </w:r>
+    </w:p>
+    <w:p>
+      <w:pPr>
+        <w:keepNext/>
+        <w:keepLines/>
+        <w:spacing w:before="0" w:after="0" w:line="280" w:lineRule="exact"/>
+        <w:ind w:left="3960" w:firstLine="0"/>
+        <w:jc w:val="left"/>
+      </w:pPr>
+      <w:r>
+        <w:t xml:space="preserve">Email:</w:t>
+      </w:r>
+      <w:r>
+        <w:t xml:space="preserve"> </w:t>
+      </w:r>
+      <w:r>
+        <w:t xml:space="preserve">smasur@gordonarata.com</w:t>
+      </w:r>
+    </w:p>
+    <w:p>
+      <w:pPr>
+        <w:keepNext/>
+        <w:keepLines/>
+        <w:spacing w:before="0" w:after="0" w:line="280" w:lineRule="exact"/>
+        <w:ind w:left="3960" w:firstLine="0"/>
+        <w:jc w:val="left"/>
+      </w:pPr>
+      <w:r>
+        <w:t xml:space="preserve">gschiff@gordonarata.com</w:t>
+      </w:r>
+    </w:p>
+    <w:p>
+      <w:pPr>
+        <w:keepNext/>
+        <w:keepLines/>
+        <w:spacing w:before="0" w:after="0" w:line="280" w:lineRule="exact"/>
+        <w:ind w:left="3960" w:firstLine="0"/>
+        <w:jc w:val="left"/>
+      </w:pPr>
+      <w:r>
+        <w:t xml:space="preserve">along@gordonarata.com</w:t>
+      </w:r>
+    </w:p>
+    <w:p>
+      <w:pPr>
+        <w:keepNext/>
+        <w:keepLines/>
+        <w:spacing w:before="0" w:after="0" w:line="280" w:lineRule="exact"/>
+        <w:ind w:left="3960" w:firstLine="0"/>
+        <w:jc w:val="left"/>
+      </w:pPr>
+      <w:r>
+        <w:t xml:space="preserve">Phone:</w:t>
+      </w:r>
+      <w:r>
+        <w:t xml:space="preserve"> </w:t>
+      </w:r>
+      <w:r>
+        <w:t xml:space="preserve">(337)</w:t>
+      </w:r>
+      <w:r>
+        <w:t xml:space="preserve"> </w:t>
+      </w:r>
+      <w:r>
+        <w:t xml:space="preserve">237</w:t>
+        <w:noBreakHyphen/>
+        <w:t xml:space="preserve">0132</w:t>
+      </w:r>
+    </w:p>
+    <w:p>
+      <w:pPr>
+        <w:keepNext/>
+        <w:keepLines/>
+        <w:spacing w:before="0" w:after="0" w:line="280" w:lineRule="exact"/>
+        <w:ind w:left="3960" w:firstLine="0"/>
+        <w:jc w:val="left"/>
+      </w:pPr>
+      <w:r>
+        <w:t xml:space="preserve">Fax:</w:t>
+      </w:r>
+      <w:r>
+        <w:t xml:space="preserve"> </w:t>
+      </w:r>
+      <w:r>
+        <w:t xml:space="preserve">(337)</w:t>
+      </w:r>
+      <w:r>
+        <w:t xml:space="preserve"> </w:t>
+      </w:r>
+      <w:r>
+        <w:t xml:space="preserve">237</w:t>
+        <w:noBreakHyphen/>
+        <w:t xml:space="preserve">3451</w:t>
+      </w:r>
+    </w:p>
+    <w:p>
+      <w:pPr>
+        <w:spacing w:before="280" w:after="0" w:line="280" w:lineRule="exact"/>
+        <w:ind w:left="3960" w:firstLine="0"/>
+        <w:jc w:val="left"/>
+      </w:pPr>
+      <w:r>
+        <w:t xml:space="preserve">Attorneys</w:t>
+      </w:r>
+      <w:r>
+        <w:t xml:space="preserve"> </w:t>
+      </w:r>
+      <w:r>
+        <w:t xml:space="preserve">for</w:t>
+      </w:r>
+      <w:r>
+        <w:t xml:space="preserve"> </w:t>
+      </w:r>
+      <w:r>
+        <w:t xml:space="preserve">FCC,</w:t>
+      </w:r>
+      <w:r>
+        <w:t xml:space="preserve"> </w:t>
+      </w:r>
+      <w:r>
+        <w:t xml:space="preserve">LLC</w:t>
+      </w:r>
+      <w:r>
+        <w:t xml:space="preserve"> </w:t>
+      </w:r>
+      <w:r>
+        <w:t xml:space="preserve">d/​b/​a</w:t>
+      </w:r>
+      <w:r>
+        <w:t xml:space="preserve"> </w:t>
+      </w:r>
+      <w:r>
+        <w:t xml:space="preserve">First</w:t>
+      </w:r>
+      <w:r>
+        <w:t xml:space="preserve"> </w:t>
+      </w:r>
+      <w:r>
+        <w:t xml:space="preserve">Capital</w:t>
+      </w:r>
+    </w:p>
     <w:sectPr>
-      <w:footerReference r:id="rId9" w:type="default"/>
-      <w:pgSz w:h="15840" w:w="12240"/>
-      <w:pgMar w:bottom="1440" w:footer="720" w:gutter="0" w:header="720" w:left="1440" w:right="1440" w:top="1440"/>
-      <w:cols w:space="720"/>
+      <w:footerReference w:type="default" r:id="rIdFooter1"/>
+      <w:pgSz w:w="12240" w:h="15840"/>
+      <w:pgMar w:top="1440" w:right="1440" w:bottom="1440" w:left="1440" w:header="720" w:footer="432" w:gutter="0"/>
     </w:sectPr>
   </w:body>
 </w:document>
@@ -767,17 +1274,26 @@
 <w:ftr xmlns:w="http://schemas.openxmlformats.org/wordprocessingml/2006/main" xmlns:r="http://schemas.openxmlformats.org/officeDocument/2006/relationships">
   <w:p>
     <w:pPr>
-      <w:spacing w:before="0" w:after="0" w:line="240" w:lineRule="auto"/>
       <w:jc w:val="center"/>
     </w:pPr>
     <w:r>
       <w:t xml:space="preserve">- </w:t>
     </w:r>
-    <w:fldSimple w:instr=" PAGE ">
-      <w:r>
-        <w:t>1</w:t>
-      </w:r>
-    </w:fldSimple>
+    <w:r>
+      <w:fldChar w:fldCharType="begin"/>
+    </w:r>
+    <w:r>
+      <w:instrText xml:space="preserve"> PAGE </w:instrText>
+    </w:r>
+    <w:r>
+      <w:fldChar w:fldCharType="separate"/>
+    </w:r>
+    <w:r>
+      <w:t>1</w:t>
+    </w:r>
+    <w:r>
+      <w:fldChar w:fldCharType="end"/>
+    </w:r>
     <w:r>
       <w:t xml:space="preserve"> -</w:t>
     </w:r>
@@ -801,7 +1317,7 @@
       </w:r>
     </w:p>
   </w:footnote>
-  <w:footnote w:id="20">
+  <w:footnote w:id="9">
     <w:p>
       <w:pPr>
         <w:pStyle w:val="FootnoteText"/>
@@ -820,7 +1336,7 @@
       </w:r>
     </w:p>
   </w:footnote>
-  <w:footnote w:id="21">
+  <w:footnote w:id="10">
     <w:p>
       <w:pPr>
         <w:pStyle w:val="FootnoteText"/>
@@ -839,7 +1355,7 @@
       </w:r>
     </w:p>
   </w:footnote>
-  <w:footnote w:id="22">
+  <w:footnote w:id="11">
     <w:p>
       <w:pPr>
         <w:pStyle w:val="FootnoteText"/>
@@ -858,7 +1374,7 @@
       </w:r>
     </w:p>
   </w:footnote>
-  <w:footnote w:id="23">
+  <w:footnote w:id="12">
     <w:p>
       <w:pPr>
         <w:pStyle w:val="FootnoteText"/>
@@ -877,7 +1393,7 @@
       </w:r>
     </w:p>
   </w:footnote>
-  <w:footnote w:id="24">
+  <w:footnote w:id="13">
     <w:p>
       <w:pPr>
         <w:pStyle w:val="FootnoteText"/>
@@ -900,7 +1416,7 @@
       </w:r>
     </w:p>
   </w:footnote>
-  <w:footnote w:id="25">
+  <w:footnote w:id="14">
     <w:p>
       <w:pPr>
         <w:pStyle w:val="FootnoteText"/>
@@ -919,7 +1435,7 @@
       </w:r>
     </w:p>
   </w:footnote>
-  <w:footnote w:id="26">
+  <w:footnote w:id="15">
     <w:p>
       <w:pPr>
         <w:pStyle w:val="FootnoteText"/>
@@ -938,7 +1454,7 @@
       </w:r>
     </w:p>
   </w:footnote>
-  <w:footnote w:id="27">
+  <w:footnote w:id="16">
     <w:p>
       <w:pPr>
         <w:pStyle w:val="FootnoteText"/>
@@ -970,7 +1486,7 @@
       </w:r>
     </w:p>
   </w:footnote>
-  <w:footnote w:id="28">
+  <w:footnote w:id="17">
     <w:p>
       <w:pPr>
         <w:pStyle w:val="FootnoteText"/>
@@ -1094,20 +1610,49 @@
   <w:docDefaults>
     <w:rPrDefault>
       <w:rPr>
-        <w:rFonts w:ascii="EB Garamond" w:cs="EB Garamond" w:eastAsia="EB Garamond" w:hAnsi="EB Garamond"/>
-        <w:sz w:val="26"/>
-        <w:szCs w:val="26"/>
-        <w:lang w:bidi="ar-SA" w:eastAsia="en-US" w:val="en-US"/>
+        <w:rFonts w:ascii="Times New Roman" w:hAnsi="Times New Roman" w:eastAsia="Times New Roman" w:cs="Times New Roman"/>
+        <w:sz w:val="24"/>
+        <w:szCs w:val="24"/>
+        <w:lang w:val="en-US" w:eastAsia="zh-CN" w:bidi="ar-SA"/>
       </w:rPr>
     </w:rPrDefault>
     <w:pPrDefault>
       <w:pPr>
-        <w:spacing w:after="0" w:line="240" w:lineRule="auto"/>
+        <w:widowControl/>
+        <w:spacing w:after="0"/>
       </w:pPr>
     </w:pPrDefault>
   </w:docDefaults>
-  <w:latentStyles w:count="276" w:defLockedState="0" w:defQFormat="0" w:defSemiHidden="0" w:defUIPriority="0" w:defUnhideWhenUsed="0"/>
-  <w:style w:styleId="Title" w:type="paragraph">
+  <w:latentStyles w:defLockedState="0" w:defUIPriority="0" w:defSemiHidden="0" w:defUnhideWhenUsed="0" w:defQFormat="0" w:count="276"/>
+  <w:style w:type="paragraph" w:default="1" w:styleId="Normal">
+    <w:name w:val="Normal"/>
+    <w:qFormat/>
+  </w:style>
+  <w:style w:type="paragraph" w:styleId="BodyText">
+    <w:name w:val="Body Text"/>
+    <w:basedOn w:val="Normal"/>
+    <w:link w:val="BodyTextChar"/>
+    <w:qFormat/>
+    <w:pPr>
+      <w:spacing w:before="0" w:after="0" w:line="480" w:lineRule="exact"/>
+      <w:ind w:firstLine="720"/>
+    </w:pPr>
+  </w:style>
+  <w:style w:type="paragraph" w:customStyle="1" w:styleId="FirstParagraph">
+    <w:name w:val="First Paragraph"/>
+    <w:basedOn w:val="BodyText"/>
+    <w:next w:val="BodyText"/>
+    <w:qFormat/>
+  </w:style>
+  <w:style w:type="paragraph" w:customStyle="1" w:styleId="Compact">
+    <w:name w:val="Compact"/>
+    <w:basedOn w:val="BodyText"/>
+    <w:qFormat/>
+    <w:pPr>
+      <w:spacing w:before="36" w:after="36"/>
+    </w:pPr>
+  </w:style>
+  <w:style w:type="paragraph" w:styleId="Title">
     <w:name w:val="Title"/>
     <w:basedOn w:val="Normal"/>
     <w:next w:val="BodyText"/>
@@ -1121,24 +1666,24 @@
       <w:jc w:val="center"/>
     </w:pPr>
     <w:rPr>
-      <w:rFonts w:asciiTheme="majorHAnsi" w:cstheme="majorBidi" w:eastAsiaTheme="majorEastAsia" w:hAnsiTheme="majorHAnsi"/>
+      <w:rFonts w:asciiTheme="majorHAnsi" w:eastAsiaTheme="majorEastAsia" w:hAnsiTheme="majorHAnsi" w:cstheme="majorBidi"/>
       <w:sz w:val="56"/>
       <w:szCs w:val="56"/>
     </w:rPr>
   </w:style>
-  <w:style w:customStyle="1" w:styleId="TitleChar" w:type="character">
+  <w:style w:type="character" w:customStyle="1" w:styleId="TitleChar">
     <w:name w:val="Title Char"/>
     <w:basedOn w:val="DefaultParagraphFont"/>
     <w:link w:val="Title"/>
     <w:uiPriority w:val="10"/>
     <w:rsid w:val="00A10FD9"/>
     <w:rPr>
-      <w:rFonts w:asciiTheme="majorHAnsi" w:cstheme="majorBidi" w:eastAsiaTheme="majorEastAsia" w:hAnsiTheme="majorHAnsi"/>
+      <w:rFonts w:asciiTheme="majorHAnsi" w:eastAsiaTheme="majorEastAsia" w:hAnsiTheme="majorHAnsi" w:cstheme="majorBidi"/>
       <w:sz w:val="56"/>
       <w:szCs w:val="56"/>
     </w:rPr>
   </w:style>
-  <w:style w:styleId="Subtitle" w:type="paragraph">
+  <w:style w:type="paragraph" w:styleId="Subtitle">
     <w:name w:val="Subtitle"/>
     <w:basedOn w:val="Title"/>
     <w:next w:val="BodyText"/>
@@ -1152,27 +1697,27 @@
       </w:numPr>
     </w:pPr>
     <w:rPr>
-      <w:rFonts w:cstheme="majorBidi" w:eastAsiaTheme="majorEastAsia"/>
+      <w:rFonts w:eastAsiaTheme="majorEastAsia" w:cstheme="majorBidi"/>
       <w:spacing w:val="15"/>
       <w:sz w:val="28"/>
       <w:szCs w:val="28"/>
     </w:rPr>
   </w:style>
-  <w:style w:customStyle="1" w:styleId="SubtitleChar" w:type="character">
+  <w:style w:type="character" w:customStyle="1" w:styleId="SubtitleChar">
     <w:name w:val="Subtitle Char"/>
     <w:basedOn w:val="DefaultParagraphFont"/>
     <w:link w:val="Subtitle"/>
     <w:uiPriority w:val="11"/>
     <w:rsid w:val="00A10FD9"/>
     <w:rPr>
-      <w:rFonts w:cstheme="majorBidi" w:eastAsiaTheme="majorEastAsia"/>
-      <w:color w:themeColor="text1" w:themeTint="A6" w:val="595959"/>
+      <w:rFonts w:eastAsiaTheme="majorEastAsia" w:cstheme="majorBidi"/>
+      <w:color w:val="595959" w:themeColor="text1" w:themeTint="A6"/>
       <w:spacing w:val="15"/>
       <w:sz w:val="28"/>
       <w:szCs w:val="28"/>
     </w:rPr>
   </w:style>
-  <w:style w:customStyle="1" w:styleId="Author" w:type="paragraph">
+  <w:style w:type="paragraph" w:customStyle="1" w:styleId="Author">
     <w:name w:val="Author"/>
     <w:basedOn w:val="Title"/>
     <w:next w:val="BodyText"/>
@@ -1186,7 +1731,7 @@
       <w:szCs w:val="24"/>
     </w:rPr>
   </w:style>
-  <w:style w:styleId="Date" w:type="paragraph">
+  <w:style w:type="paragraph" w:styleId="Date">
     <w:name w:val="Date"/>
     <w:basedOn w:val="Title"/>
     <w:next w:val="BodyText"/>
@@ -1200,7 +1745,7 @@
       <w:szCs w:val="24"/>
     </w:rPr>
   </w:style>
-  <w:style w:customStyle="1" w:styleId="AbstractTitle" w:type="paragraph">
+  <w:style w:type="paragraph" w:customStyle="1" w:styleId="AbstractTitle">
     <w:name w:val="Abstract Title"/>
     <w:basedOn w:val="Normal"/>
     <w:next w:val="Abstract"/>
@@ -1208,7 +1753,7 @@
     <w:pPr>
       <w:keepNext/>
       <w:keepLines/>
-      <w:spacing w:after="0" w:before="300"/>
+      <w:spacing w:before="300" w:after="0"/>
       <w:jc w:val="center"/>
     </w:pPr>
     <w:rPr>
@@ -1217,7 +1762,7 @@
       <w:szCs w:val="20"/>
     </w:rPr>
   </w:style>
-  <w:style w:customStyle="1" w:styleId="Abstract" w:type="paragraph">
+  <w:style w:type="paragraph" w:customStyle="1" w:styleId="Abstract">
     <w:name w:val="Abstract"/>
     <w:basedOn w:val="Normal"/>
     <w:next w:val="BodyText"/>
@@ -1225,14 +1770,14 @@
     <w:pPr>
       <w:keepNext/>
       <w:keepLines/>
-      <w:spacing w:after="300" w:before="100"/>
+      <w:spacing w:before="100" w:after="300"/>
     </w:pPr>
     <w:rPr>
       <w:sz w:val="20"/>
       <w:szCs w:val="20"/>
     </w:rPr>
   </w:style>
-  <w:style w:styleId="Bibliography" w:type="paragraph">
+  <w:style w:type="paragraph" w:styleId="Bibliography">
     <w:name w:val="Bibliography"/>
     <w:basedOn w:val="Normal"/>
     <w:next w:val="Bibliography"/>
@@ -1240,7 +1785,49 @@
     <w:pPr/>
     <w:rPr/>
   </w:style>
-  <w:style w:styleId="Heading3" w:type="paragraph">
+  <w:style w:type="paragraph" w:styleId="Heading1">
+    <w:name w:val="heading 1"/>
+    <w:basedOn w:val="Normal"/>
+    <w:next w:val="BodyText"/>
+    <w:qFormat/>
+    <w:pPr>
+      <w:keepNext/>
+      <w:keepLines/>
+      <w:spacing w:before="240" w:after="240" w:line="480" w:lineRule="exact"/>
+      <w:ind w:firstLine="0"/>
+      <w:jc w:val="center"/>
+      <w:outlineLvl w:val="0"/>
+    </w:pPr>
+    <w:rPr>
+      <w:b/>
+      <w:bCs/>
+      <w:color w:val="000000"/>
+      <w:sz w:val="24"/>
+      <w:szCs w:val="24"/>
+    </w:rPr>
+  </w:style>
+  <w:style w:type="paragraph" w:styleId="Heading2">
+    <w:name w:val="heading 2"/>
+    <w:basedOn w:val="Normal"/>
+    <w:next w:val="BodyText"/>
+    <w:qFormat/>
+    <w:pPr>
+      <w:keepNext/>
+      <w:keepLines/>
+      <w:spacing w:before="240" w:after="240" w:line="480" w:lineRule="exact"/>
+      <w:ind w:firstLine="0"/>
+      <w:outlineLvl w:val="1"/>
+    </w:pPr>
+    <w:rPr>
+      <w:b/>
+      <w:bCs/>
+      <w:u w:val="single"/>
+      <w:color w:val="000000"/>
+      <w:sz w:val="24"/>
+      <w:szCs w:val="24"/>
+    </w:rPr>
+  </w:style>
+  <w:style w:type="paragraph" w:styleId="Heading3">
     <w:name w:val="heading 3"/>
     <w:basedOn w:val="Normal"/>
     <w:next w:val="BodyText"/>
@@ -1253,17 +1840,20 @@
     <w:pPr>
       <w:keepNext/>
       <w:keepLines/>
-      <w:spacing w:after="80" w:before="160"/>
+      <w:spacing w:before="240" w:after="120" w:line="280" w:lineRule="exact"/>
+      <w:ind w:firstLine="0"/>
       <w:outlineLvl w:val="2"/>
     </w:pPr>
     <w:rPr>
-      <w:rFonts w:cstheme="majorBidi" w:eastAsiaTheme="majorEastAsia"/>
-      <w:color w:themeColor="accent1" w:themeShade="BF" w:val="0F4761"/>
-      <w:sz w:val="28"/>
-      <w:szCs w:val="28"/>
-    </w:rPr>
-  </w:style>
-  <w:style w:styleId="Heading4" w:type="paragraph">
+      <w:rFonts w:ascii="Times New Roman" w:hAnsi="Times New Roman" w:eastAsia="Times New Roman" w:cs="Times New Roman"/>
+      <w:b/>
+      <w:bCs/>
+      <w:color w:val="000000"/>
+      <w:sz w:val="24"/>
+      <w:szCs w:val="24"/>
+    </w:rPr>
+  </w:style>
+  <w:style w:type="paragraph" w:styleId="Heading4">
     <w:name w:val="heading 4"/>
     <w:basedOn w:val="Normal"/>
     <w:next w:val="BodyText"/>
@@ -1276,17 +1866,21 @@
     <w:pPr>
       <w:keepNext/>
       <w:keepLines/>
-      <w:spacing w:after="40" w:before="80"/>
+      <w:spacing w:before="240" w:after="120" w:line="280" w:lineRule="exact"/>
+      <w:ind w:firstLine="0"/>
       <w:outlineLvl w:val="3"/>
     </w:pPr>
     <w:rPr>
-      <w:rFonts w:cstheme="majorBidi" w:eastAsiaTheme="majorEastAsia"/>
+      <w:rFonts w:ascii="Times New Roman" w:hAnsi="Times New Roman" w:eastAsia="Times New Roman" w:cs="Times New Roman"/>
+      <w:b/>
+      <w:bCs/>
       <w:i/>
-      <w:iCs/>
-      <w:color w:themeColor="accent1" w:themeShade="BF" w:val="0F4761"/>
-    </w:rPr>
-  </w:style>
-  <w:style w:styleId="Heading5" w:type="paragraph">
+      <w:color w:val="000000"/>
+      <w:sz w:val="24"/>
+      <w:szCs w:val="24"/>
+    </w:rPr>
+  </w:style>
+  <w:style w:type="paragraph" w:styleId="Heading5">
     <w:name w:val="heading 5"/>
     <w:basedOn w:val="Normal"/>
     <w:next w:val="BodyText"/>
@@ -1299,15 +1893,21 @@
     <w:pPr>
       <w:keepNext/>
       <w:keepLines/>
-      <w:spacing w:after="40" w:before="80"/>
+      <w:spacing w:before="240" w:after="120" w:line="280" w:lineRule="exact"/>
+      <w:ind w:firstLine="0"/>
       <w:outlineLvl w:val="4"/>
     </w:pPr>
     <w:rPr>
-      <w:rFonts w:cstheme="majorBidi" w:eastAsiaTheme="majorEastAsia"/>
-      <w:color w:themeColor="accent1" w:themeShade="BF" w:val="0F4761"/>
-    </w:rPr>
-  </w:style>
-  <w:style w:styleId="Heading6" w:type="paragraph">
+      <w:rFonts w:ascii="Times New Roman" w:hAnsi="Times New Roman" w:eastAsia="Times New Roman" w:cs="Times New Roman"/>
+      <w:b/>
+      <w:bCs/>
+      <w:i/>
+      <w:color w:val="000000"/>
+      <w:sz w:val="24"/>
+      <w:szCs w:val="24"/>
+    </w:rPr>
+  </w:style>
+  <w:style w:type="paragraph" w:styleId="Heading6">
     <w:name w:val="heading 6"/>
     <w:basedOn w:val="Normal"/>
     <w:next w:val="BodyText"/>
@@ -1320,17 +1920,17 @@
     <w:pPr>
       <w:keepNext/>
       <w:keepLines/>
-      <w:spacing w:after="0" w:before="40"/>
+      <w:spacing w:before="40" w:after="0"/>
       <w:outlineLvl w:val="5"/>
     </w:pPr>
     <w:rPr>
-      <w:rFonts w:cstheme="majorBidi" w:eastAsiaTheme="majorEastAsia"/>
+      <w:rFonts w:eastAsiaTheme="majorEastAsia" w:cstheme="majorBidi"/>
       <w:i/>
       <w:iCs/>
-      <w:color w:themeColor="text1" w:themeTint="A6" w:val="595959"/>
-    </w:rPr>
-  </w:style>
-  <w:style w:styleId="Heading7" w:type="paragraph">
+      <w:color w:val="595959" w:themeColor="text1" w:themeTint="A6"/>
+    </w:rPr>
+  </w:style>
+  <w:style w:type="paragraph" w:styleId="Heading7">
     <w:name w:val="heading 7"/>
     <w:basedOn w:val="Normal"/>
     <w:next w:val="BodyText"/>
@@ -1343,15 +1943,15 @@
     <w:pPr>
       <w:keepNext/>
       <w:keepLines/>
-      <w:spacing w:after="0" w:before="40"/>
+      <w:spacing w:before="40" w:after="0"/>
       <w:outlineLvl w:val="6"/>
     </w:pPr>
     <w:rPr>
-      <w:rFonts w:cstheme="majorBidi" w:eastAsiaTheme="majorEastAsia"/>
-      <w:color w:themeColor="text1" w:themeTint="A6" w:val="595959"/>
-    </w:rPr>
-  </w:style>
-  <w:style w:styleId="Heading8" w:type="paragraph">
+      <w:rFonts w:eastAsiaTheme="majorEastAsia" w:cstheme="majorBidi"/>
+      <w:color w:val="595959" w:themeColor="text1" w:themeTint="A6"/>
+    </w:rPr>
+  </w:style>
+  <w:style w:type="paragraph" w:styleId="Heading8">
     <w:name w:val="heading 8"/>
     <w:basedOn w:val="Normal"/>
     <w:next w:val="BodyText"/>
@@ -1368,13 +1968,13 @@
       <w:outlineLvl w:val="7"/>
     </w:pPr>
     <w:rPr>
-      <w:rFonts w:cstheme="majorBidi" w:eastAsiaTheme="majorEastAsia"/>
+      <w:rFonts w:eastAsiaTheme="majorEastAsia" w:cstheme="majorBidi"/>
       <w:i/>
       <w:iCs/>
-      <w:color w:themeColor="text1" w:themeTint="D8" w:val="272727"/>
-    </w:rPr>
-  </w:style>
-  <w:style w:styleId="Heading9" w:type="paragraph">
+      <w:color w:val="272727" w:themeColor="text1" w:themeTint="D8"/>
+    </w:rPr>
+  </w:style>
+  <w:style w:type="paragraph" w:styleId="Heading9">
     <w:name w:val="heading 9"/>
     <w:basedOn w:val="Normal"/>
     <w:next w:val="BodyText"/>
@@ -1391,24 +1991,24 @@
       <w:outlineLvl w:val="8"/>
     </w:pPr>
     <w:rPr>
-      <w:rFonts w:cstheme="majorBidi" w:eastAsiaTheme="majorEastAsia"/>
-      <w:color w:themeColor="text1" w:themeTint="D8" w:val="272727"/>
-    </w:rPr>
-  </w:style>
-  <w:style w:customStyle="1" w:styleId="Heading1Char" w:type="character">
+      <w:rFonts w:eastAsiaTheme="majorEastAsia" w:cstheme="majorBidi"/>
+      <w:color w:val="272727" w:themeColor="text1" w:themeTint="D8"/>
+    </w:rPr>
+  </w:style>
+  <w:style w:type="character" w:customStyle="1" w:styleId="Heading1Char">
     <w:name w:val="Heading 1 Char"/>
     <w:basedOn w:val="DefaultParagraphFont"/>
     <w:link w:val="Heading1"/>
     <w:uiPriority w:val="9"/>
     <w:rsid w:val="00A10FD9"/>
     <w:rPr>
-      <w:rFonts w:asciiTheme="majorHAnsi" w:cstheme="majorBidi" w:eastAsiaTheme="majorEastAsia" w:hAnsiTheme="majorHAnsi"/>
-      <w:color w:themeColor="accent1" w:themeShade="BF" w:val="0F4761"/>
+      <w:rFonts w:asciiTheme="majorHAnsi" w:eastAsiaTheme="majorEastAsia" w:hAnsiTheme="majorHAnsi" w:cstheme="majorBidi"/>
+      <w:color w:val="0F4761" w:themeColor="accent1" w:themeShade="BF"/>
       <w:sz w:val="40"/>
       <w:szCs w:val="40"/>
     </w:rPr>
   </w:style>
-  <w:style w:customStyle="1" w:styleId="Heading2Char" w:type="character">
+  <w:style w:type="character" w:customStyle="1" w:styleId="Heading2Char">
     <w:name w:val="Heading 2 Char"/>
     <w:basedOn w:val="DefaultParagraphFont"/>
     <w:link w:val="Heading2"/>
@@ -1416,13 +2016,13 @@
     <w:semiHidden/>
     <w:rsid w:val="00A10FD9"/>
     <w:rPr>
-      <w:rFonts w:asciiTheme="majorHAnsi" w:cstheme="majorBidi" w:eastAsiaTheme="majorEastAsia" w:hAnsiTheme="majorHAnsi"/>
-      <w:color w:themeColor="accent1" w:themeShade="BF" w:val="0F4761"/>
+      <w:rFonts w:asciiTheme="majorHAnsi" w:eastAsiaTheme="majorEastAsia" w:hAnsiTheme="majorHAnsi" w:cstheme="majorBidi"/>
+      <w:color w:val="0F4761" w:themeColor="accent1" w:themeShade="BF"/>
       <w:sz w:val="32"/>
       <w:szCs w:val="32"/>
     </w:rPr>
   </w:style>
-  <w:style w:customStyle="1" w:styleId="Heading3Char" w:type="character">
+  <w:style w:type="character" w:customStyle="1" w:styleId="Heading3Char">
     <w:name w:val="Heading 3 Char"/>
     <w:basedOn w:val="DefaultParagraphFont"/>
     <w:link w:val="Heading3"/>
@@ -1430,13 +2030,13 @@
     <w:semiHidden/>
     <w:rsid w:val="00A10FD9"/>
     <w:rPr>
-      <w:rFonts w:cstheme="majorBidi" w:eastAsiaTheme="majorEastAsia"/>
-      <w:color w:themeColor="accent1" w:themeShade="BF" w:val="0F4761"/>
+      <w:rFonts w:eastAsiaTheme="majorEastAsia" w:cstheme="majorBidi"/>
+      <w:color w:val="0F4761" w:themeColor="accent1" w:themeShade="BF"/>
       <w:sz w:val="28"/>
       <w:szCs w:val="28"/>
     </w:rPr>
   </w:style>
-  <w:style w:customStyle="1" w:styleId="Heading4Char" w:type="character">
+  <w:style w:type="character" w:customStyle="1" w:styleId="Heading4Char">
     <w:name w:val="Heading 4 Char"/>
     <w:basedOn w:val="DefaultParagraphFont"/>
     <w:link w:val="Heading4"/>
@@ -1444,13 +2044,13 @@
     <w:semiHidden/>
     <w:rsid w:val="00A10FD9"/>
     <w:rPr>
-      <w:rFonts w:cstheme="majorBidi" w:eastAsiaTheme="majorEastAsia"/>
+      <w:rFonts w:eastAsiaTheme="majorEastAsia" w:cstheme="majorBidi"/>
       <w:i/>
       <w:iCs/>
-      <w:color w:themeColor="accent1" w:themeShade="BF" w:val="0F4761"/>
-    </w:rPr>
-  </w:style>
-  <w:style w:customStyle="1" w:styleId="Heading5Char" w:type="character">
+      <w:color w:val="0F4761" w:themeColor="accent1" w:themeShade="BF"/>
+    </w:rPr>
+  </w:style>
+  <w:style w:type="character" w:customStyle="1" w:styleId="Heading5Char">
     <w:name w:val="Heading 5 Char"/>
     <w:basedOn w:val="DefaultParagraphFont"/>
     <w:link w:val="Heading5"/>
@@ -1458,11 +2058,11 @@
     <w:semiHidden/>
     <w:rsid w:val="00A10FD9"/>
     <w:rPr>
-      <w:rFonts w:cstheme="majorBidi" w:eastAsiaTheme="majorEastAsia"/>
-      <w:color w:themeColor="accent1" w:themeShade="BF" w:val="0F4761"/>
-    </w:rPr>
-  </w:style>
-  <w:style w:customStyle="1" w:styleId="Heading6Char" w:type="character">
+      <w:rFonts w:eastAsiaTheme="majorEastAsia" w:cstheme="majorBidi"/>
+      <w:color w:val="0F4761" w:themeColor="accent1" w:themeShade="BF"/>
+    </w:rPr>
+  </w:style>
+  <w:style w:type="character" w:customStyle="1" w:styleId="Heading6Char">
     <w:name w:val="Heading 6 Char"/>
     <w:basedOn w:val="DefaultParagraphFont"/>
     <w:link w:val="Heading6"/>
@@ -1470,13 +2070,13 @@
     <w:semiHidden/>
     <w:rsid w:val="00A10FD9"/>
     <w:rPr>
-      <w:rFonts w:cstheme="majorBidi" w:eastAsiaTheme="majorEastAsia"/>
+      <w:rFonts w:eastAsiaTheme="majorEastAsia" w:cstheme="majorBidi"/>
       <w:i/>
       <w:iCs/>
-      <w:color w:themeColor="text1" w:themeTint="A6" w:val="595959"/>
-    </w:rPr>
-  </w:style>
-  <w:style w:customStyle="1" w:styleId="Heading7Char" w:type="character">
+      <w:color w:val="595959" w:themeColor="text1" w:themeTint="A6"/>
+    </w:rPr>
+  </w:style>
+  <w:style w:type="character" w:customStyle="1" w:styleId="Heading7Char">
     <w:name w:val="Heading 7 Char"/>
     <w:basedOn w:val="DefaultParagraphFont"/>
     <w:link w:val="Heading7"/>
@@ -1484,11 +2084,11 @@
     <w:semiHidden/>
     <w:rsid w:val="00A10FD9"/>
     <w:rPr>
-      <w:rFonts w:cstheme="majorBidi" w:eastAsiaTheme="majorEastAsia"/>
-      <w:color w:themeColor="text1" w:themeTint="A6" w:val="595959"/>
-    </w:rPr>
-  </w:style>
-  <w:style w:customStyle="1" w:styleId="Heading8Char" w:type="character">
+      <w:rFonts w:eastAsiaTheme="majorEastAsia" w:cstheme="majorBidi"/>
+      <w:color w:val="595959" w:themeColor="text1" w:themeTint="A6"/>
+    </w:rPr>
+  </w:style>
+  <w:style w:type="character" w:customStyle="1" w:styleId="Heading8Char">
     <w:name w:val="Heading 8 Char"/>
     <w:basedOn w:val="DefaultParagraphFont"/>
     <w:link w:val="Heading8"/>
@@ -1496,13 +2096,13 @@
     <w:semiHidden/>
     <w:rsid w:val="00A10FD9"/>
     <w:rPr>
-      <w:rFonts w:cstheme="majorBidi" w:eastAsiaTheme="majorEastAsia"/>
+      <w:rFonts w:eastAsiaTheme="majorEastAsia" w:cstheme="majorBidi"/>
       <w:i/>
       <w:iCs/>
-      <w:color w:themeColor="text1" w:themeTint="D8" w:val="272727"/>
-    </w:rPr>
-  </w:style>
-  <w:style w:customStyle="1" w:styleId="Heading9Char" w:type="character">
+      <w:color w:val="272727" w:themeColor="text1" w:themeTint="D8"/>
+    </w:rPr>
+  </w:style>
+  <w:style w:type="character" w:customStyle="1" w:styleId="Heading9Char">
     <w:name w:val="Heading 9 Char"/>
     <w:basedOn w:val="DefaultParagraphFont"/>
     <w:link w:val="Heading9"/>
@@ -1510,11 +2110,48 @@
     <w:semiHidden/>
     <w:rsid w:val="00A10FD9"/>
     <w:rPr>
-      <w:rFonts w:cstheme="majorBidi" w:eastAsiaTheme="majorEastAsia"/>
-      <w:color w:themeColor="text1" w:themeTint="D8" w:val="272727"/>
-    </w:rPr>
-  </w:style>
-  <w:style w:styleId="FootnoteBlockText" w:type="paragraph">
+      <w:rFonts w:eastAsiaTheme="majorEastAsia" w:cstheme="majorBidi"/>
+      <w:color w:val="272727" w:themeColor="text1" w:themeTint="D8"/>
+    </w:rPr>
+  </w:style>
+  <w:style w:type="paragraph" w:customStyle="1" w:styleId="ListItem">
+    <w:name w:val="List Item"/>
+    <w:basedOn w:val="BodyText"/>
+    <w:qFormat/>
+    <w:pPr>
+      <w:spacing w:before="0" w:after="0" w:line="480" w:lineRule="exact"/>
+      <w:ind w:left="720" w:hanging="720"/>
+    </w:pPr>
+  </w:style>
+  <w:style w:type="paragraph" w:styleId="BlockText">
+    <w:name w:val="Block Text"/>
+    <w:basedOn w:val="BodyText"/>
+    <w:next w:val="BodyText"/>
+    <w:uiPriority w:val="9"/>
+    <w:unhideWhenUsed/>
+    <w:qFormat/>
+    <w:pPr>
+      <w:spacing w:before="280" w:after="280" w:line="280" w:lineRule="exact"/>
+      <w:ind w:firstLine="0" w:left="720" w:right="720"/>
+    </w:pPr>
+  </w:style>
+  <w:style w:type="paragraph" w:styleId="FootnoteText">
+    <w:name w:val="Footnote Text"/>
+    <w:basedOn w:val="Normal"/>
+    <w:next w:val="FootnoteText"/>
+    <w:uiPriority w:val="9"/>
+    <w:unhideWhenUsed/>
+    <w:qFormat/>
+    <w:pPr>
+      <w:widowControl/>
+      <w:spacing w:before="0" w:after="120" w:line="280" w:lineRule="exact"/>
+    </w:pPr>
+    <w:rPr>
+      <w:sz w:val="24"/>
+      <w:szCs w:val="24"/>
+    </w:rPr>
+  </w:style>
+  <w:style w:type="paragraph" w:styleId="FootnoteBlockText">
     <w:name w:val="Footnote Block Text"/>
     <w:basedOn w:val="FootnoteText"/>
     <w:next w:val="FootnoteText"/>
@@ -1522,16 +2159,38 @@
     <w:unhideWhenUsed/>
     <w:qFormat/>
     <w:pPr>
-      <w:spacing w:after="100" w:before="100"/>
-      <w:ind w:firstLine="0" w:left="480" w:right="480"/>
-    </w:pPr>
-  </w:style>
-  <w:style w:default="1" w:styleId="DefaultParagraphFont" w:type="character">
+      <w:spacing w:before="280" w:after="280"/>
+      <w:ind w:firstLine="0" w:left="720" w:right="720"/>
+    </w:pPr>
+  </w:style>
+  <w:style w:type="character" w:default="1" w:styleId="DefaultParagraphFont">
     <w:name w:val="Default Paragraph Font"/>
     <w:semiHidden/>
     <w:unhideWhenUsed/>
   </w:style>
-  <w:style w:customStyle="1" w:styleId="DefinitionTerm" w:type="paragraph">
+  <w:style w:type="table" w:default="1" w:styleId="Table">
+    <w:name w:val="Table"/>
+    <w:basedOn w:val="TableNormal"/>
+    <w:qFormat/>
+    <w:tblPr>
+      <w:tblInd w:w="0" w:type="dxa"/>
+      <w:tblCellMar>
+        <w:top w:w="0" w:type="dxa"/>
+        <w:left w:w="108" w:type="dxa"/>
+        <w:bottom w:w="0" w:type="dxa"/>
+        <w:right w:w="108" w:type="dxa"/>
+      </w:tblCellMar>
+    </w:tblPr>
+    <w:tblStylePr w:type="firstRow">
+      <w:tcPr>
+        <w:tcBorders>
+          <w:bottom w:val="single"/>
+        </w:tcBorders>
+        <w:vAlign w:val="bottom"/>
+      </w:tcPr>
+    </w:tblStylePr>
+  </w:style>
+  <w:style w:type="paragraph" w:customStyle="1" w:styleId="DefinitionTerm">
     <w:name w:val="Definition Term"/>
     <w:basedOn w:val="Normal"/>
     <w:next w:val="Definition"/>
@@ -1544,49 +2203,49 @@
       <w:b/>
     </w:rPr>
   </w:style>
-  <w:style w:customStyle="1" w:styleId="Definition" w:type="paragraph">
+  <w:style w:type="paragraph" w:customStyle="1" w:styleId="Definition">
     <w:name w:val="Definition"/>
     <w:basedOn w:val="Normal"/>
   </w:style>
-  <w:style w:styleId="Caption" w:type="paragraph">
+  <w:style w:type="paragraph" w:styleId="Caption">
     <w:name w:val="Caption"/>
     <w:basedOn w:val="Normal"/>
     <w:link w:val="BodyTextChar"/>
     <w:pPr>
-      <w:spacing w:after="120" w:before="0"/>
+      <w:spacing w:before="0" w:after="120"/>
     </w:pPr>
     <w:rPr>
       <w:i/>
     </w:rPr>
   </w:style>
-  <w:style w:customStyle="1" w:styleId="TableCaption" w:type="paragraph">
+  <w:style w:type="paragraph" w:customStyle="1" w:styleId="TableCaption">
     <w:name w:val="Table Caption"/>
     <w:basedOn w:val="Caption"/>
     <w:pPr>
       <w:keepNext/>
     </w:pPr>
   </w:style>
-  <w:style w:customStyle="1" w:styleId="ImageCaption" w:type="paragraph">
+  <w:style w:type="paragraph" w:customStyle="1" w:styleId="ImageCaption">
     <w:name w:val="Image Caption"/>
     <w:basedOn w:val="Caption"/>
   </w:style>
-  <w:style w:customStyle="1" w:styleId="Figure" w:type="paragraph">
+  <w:style w:type="paragraph" w:customStyle="1" w:styleId="Figure">
     <w:name w:val="Figure"/>
     <w:basedOn w:val="Normal"/>
   </w:style>
-  <w:style w:customStyle="1" w:styleId="CaptionedFigure" w:type="paragraph">
+  <w:style w:type="paragraph" w:customStyle="1" w:styleId="CaptionedFigure">
     <w:name w:val="Captioned Figure"/>
     <w:basedOn w:val="Figure"/>
     <w:pPr>
       <w:keepNext/>
     </w:pPr>
   </w:style>
-  <w:style w:customStyle="1" w:styleId="BodyTextChar" w:type="character">
+  <w:style w:type="character" w:customStyle="1" w:styleId="BodyTextChar">
     <w:name w:val="Body Text Char"/>
     <w:basedOn w:val="DefaultParagraphFont"/>
     <w:link w:val="BodyText"/>
   </w:style>
-  <w:style w:customStyle="1" w:styleId="VerbatimChar" w:type="character">
+  <w:style w:type="character" w:customStyle="1" w:styleId="VerbatimChar">
     <w:name w:val="Verbatim Char"/>
     <w:basedOn w:val="BodyTextChar"/>
     <w:rPr>
@@ -1594,25 +2253,25 @@
       <w:sz w:val="22"/>
     </w:rPr>
   </w:style>
-  <w:style w:customStyle="1" w:styleId="SectionNumber" w:type="character">
+  <w:style w:type="character" w:customStyle="1" w:styleId="SectionNumber">
     <w:name w:val="Section Number"/>
     <w:basedOn w:val="BodyTextChar"/>
   </w:style>
-  <w:style w:styleId="FootnoteReference" w:type="character">
+  <w:style w:type="character" w:styleId="FootnoteReference">
     <w:name w:val="Footnote Reference"/>
     <w:basedOn w:val="BodyTextChar"/>
     <w:rPr>
       <w:vertAlign w:val="superscript"/>
     </w:rPr>
   </w:style>
-  <w:style w:styleId="Hyperlink" w:type="character">
+  <w:style w:type="character" w:styleId="Hyperlink">
     <w:name w:val="Hyperlink"/>
     <w:basedOn w:val="BodyTextChar"/>
     <w:rPr>
-      <w:color w:themeColor="accent1" w:val="4F81BD"/>
-    </w:rPr>
-  </w:style>
-  <w:style w:styleId="TOCHeading" w:type="paragraph">
+      <w:color w:val="000000"/>
+    </w:rPr>
+  </w:style>
+  <w:style w:type="paragraph" w:styleId="TOCHeading">
     <w:name w:val="TOC Heading"/>
     <w:basedOn w:val="Heading1"/>
     <w:next w:val="BodyText"/>
@@ -1624,142 +2283,39 @@
       <w:outlineLvl w:val="9"/>
     </w:pPr>
     <w:rPr>
-      <w:rFonts w:asciiTheme="majorHAnsi" w:cstheme="majorBidi" w:eastAsiaTheme="majorEastAsia" w:hAnsiTheme="majorHAnsi"/>
+      <w:rFonts w:asciiTheme="majorHAnsi" w:eastAsiaTheme="majorEastAsia" w:hAnsiTheme="majorHAnsi" w:cstheme="majorBidi"/>
       <w:b w:val="0"/>
       <w:bCs w:val="0"/>
-      <w:color w:themeColor="accent1" w:themeShade="BF" w:val="365F91"/>
-    </w:rPr>
-  </w:style>
-  <w:style w:default="1" w:styleId="Normal" w:type="paragraph">
-    <w:name w:val="Normal"/>
-    <w:qFormat/>
-    <w:pPr>
-      <w:widowControl/>
-      <w:spacing w:after="0" w:before="0" w:line="520" w:lineRule="exact"/>
-    </w:pPr>
-    <w:rPr>
-      <w:rFonts w:ascii="EB Garamond" w:cs="EB Garamond" w:eastAsia="EB Garamond" w:hAnsi="EB Garamond"/>
-      <w:sz w:val="26"/>
-      <w:szCs w:val="26"/>
-    </w:rPr>
-  </w:style>
-  <w:style w:styleId="BodyText" w:type="paragraph">
-    <w:name w:val="Body Text"/>
-    <w:basedOn w:val="Normal"/>
-    <w:qFormat/>
-    <w:pPr>
-      <w:spacing w:after="0" w:before="0" w:line="520" w:lineRule="exact"/>
-      <w:ind w:firstLine="720"/>
-    </w:pPr>
-  </w:style>
-  <w:style w:styleId="FirstParagraph" w:type="paragraph">
-    <w:name w:val="First Paragraph"/>
-    <w:basedOn w:val="BodyText"/>
-    <w:next w:val="BodyText"/>
-    <w:qFormat/>
-  </w:style>
-  <w:style w:customStyle="1" w:styleId="Compact" w:type="paragraph">
-    <w:name w:val="Compact"/>
+      <w:color w:val="365F91" w:themeColor="accent1" w:themeShade="BF"/>
+    </w:rPr>
+  </w:style>
+  <w:style w:type="paragraph" w:customStyle="1" w:styleId="BodyTextNote">
+    <w:name w:val="Body Text Note"/>
     <w:basedOn w:val="BodyText"/>
     <w:qFormat/>
     <w:pPr>
-      <w:spacing w:after="0" w:before="0" w:line="300" w:lineRule="exact"/>
-      <w:ind w:firstLine="0"/>
-    </w:pPr>
-  </w:style>
-  <w:style w:styleId="Heading1" w:type="paragraph">
-    <w:name w:val="heading 1"/>
-    <w:basedOn w:val="Normal"/>
-    <w:next w:val="BodyText"/>
-    <w:uiPriority w:val="9"/>
-    <w:qFormat/>
-    <w:pPr>
-      <w:keepNext/>
-      <w:keepLines/>
-      <w:spacing w:after="520" w:before="520" w:line="300" w:lineRule="exact"/>
-      <w:ind w:firstLine="0"/>
-      <w:jc w:val="center"/>
-      <w:outlineLvl w:val="0"/>
-    </w:pPr>
-    <w:rPr>
-      <w:b/>
-      <w:bCs/>
-    </w:rPr>
-  </w:style>
-  <w:style w:styleId="Heading2" w:type="paragraph">
-    <w:name w:val="heading 2"/>
-    <w:basedOn w:val="Normal"/>
-    <w:next w:val="BodyText"/>
-    <w:uiPriority w:val="9"/>
-    <w:unhideWhenUsed/>
-    <w:qFormat/>
-    <w:pPr>
-      <w:keepNext/>
-      <w:keepLines/>
-      <w:spacing w:after="520" w:before="520" w:line="300" w:lineRule="exact"/>
-      <w:ind w:firstLine="0"/>
-      <w:jc w:val="left"/>
-      <w:outlineLvl w:val="1"/>
-    </w:pPr>
-    <w:rPr>
-      <w:b/>
-      <w:bCs/>
-      <w:u w:val="single"/>
-    </w:rPr>
-  </w:style>
-  <w:style w:styleId="FootnoteText" w:type="paragraph">
-    <w:name w:val="Footnote Text"/>
-    <w:basedOn w:val="Normal"/>
-    <w:uiPriority w:val="99"/>
-    <w:unhideWhenUsed/>
-    <w:pPr>
-      <w:spacing w:after="104" w:before="0" w:line="300" w:lineRule="exact"/>
-      <w:ind w:firstLine="0"/>
-    </w:pPr>
-    <w:rPr>
-      <w:sz w:val="26"/>
-      <w:szCs w:val="26"/>
-    </w:rPr>
-  </w:style>
-  <w:style w:styleId="BlockText" w:type="paragraph">
-    <w:name w:val="Block Text"/>
-    <w:basedOn w:val="BodyText"/>
-    <w:qFormat/>
-    <w:pPr>
-      <w:ind w:firstLine="720"/>
-    </w:pPr>
-  </w:style>
-  <w:style w:customStyle="1" w:styleId="ListLetter" w:type="paragraph">
+      <w:widowControl w:val="0"/>
+    </w:pPr>
+  </w:style>
+  <w:style w:type="paragraph" w:customStyle="1" w:styleId="ListLetter">
     <w:name w:val="List Letter"/>
     <w:basedOn w:val="BodyText"/>
     <w:qFormat/>
     <w:pPr>
       <w:tabs>
-        <w:tab w:pos="1296" w:val="left"/>
+        <w:tab w:val="left" w:pos="1296"/>
       </w:tabs>
-      <w:ind w:firstLine="0" w:left="720"/>
-    </w:pPr>
-  </w:style>
-  <w:style w:default="1" w:styleId="Table" w:type="table">
-    <w:name w:val="Table"/>
-    <w:basedOn w:val="TableNormal"/>
-    <w:uiPriority w:val="59"/>
-    <w:tblPr>
-      <w:tblBorders>
-        <w:top w:val="nil"/>
-        <w:left w:val="nil"/>
-        <w:bottom w:val="nil"/>
-        <w:right w:val="nil"/>
-        <w:insideH w:val="nil"/>
-        <w:insideV w:val="nil"/>
-      </w:tblBorders>
-      <w:tblCellMar>
-        <w:top w:type="dxa" w:w="60"/>
-        <w:left w:type="dxa" w:w="120"/>
-        <w:bottom w:type="dxa" w:w="60"/>
-        <w:right w:type="dxa" w:w="120"/>
-      </w:tblCellMar>
-    </w:tblPr>
+      <w:spacing w:before="0" w:after="0" w:line="480" w:lineRule="exact"/>
+      <w:ind w:left="1296" w:right="1" w:hanging="576"/>
+    </w:pPr>
+  </w:style>
+  <w:style w:type="paragraph" w:customStyle="1" w:styleId="ListLetterNote">
+    <w:name w:val="List Letter Note"/>
+    <w:basedOn w:val="ListLetter"/>
+    <w:qFormat/>
+    <w:pPr>
+      <w:widowControl w:val="0"/>
+    </w:pPr>
   </w:style>
   <w:style w:type="paragraph" w:customStyle="1" w:styleId="SourceCode">
     <w:name w:val="Source Code"/>

--- a/courts/fifth-circuit/louisiana/federal/bankruptcy-western-district/motion-brief/usage/OUTPUT-motion-brief.docx
+++ b/courts/fifth-circuit/louisiana/federal/bankruptcy-western-district/motion-brief/usage/OUTPUT-motion-brief.docx
@@ -145,9 +145,7 @@
               <w:t xml:space="preserve"> </w:t>
             </w:r>
             <w:r>
-              <w:t xml:space="preserve">14</w:t>
-              <w:noBreakHyphen/>
-              <w:t xml:space="preserve">50652</w:t>
+              <w:t xml:space="preserve">14-⁠50652</w:t>
             </w:r>
           </w:p>
           <w:p>
@@ -269,13 +267,7 @@
         <w:pStyle w:val="BodyText"/>
       </w:pPr>
       <w:r>
-        <w:t xml:space="preserve">On May 21, 2014, First Capital filed a Petition for Appointment of a Receiver; Ex Parte Appointment of a Temporary Receiver; and Ex Parte Injunction Against Corporation, Directors, Officers, Agents and Shareholders in the 15th Judicial District Court under Docket No. 2014</w:t>
-      </w:r>
-      <w:r>
-        <w:noBreakHyphen/>
-      </w:r>
-      <w:r>
-        <w:t xml:space="preserve">2661-F (the</w:t>
+        <w:t xml:space="preserve">On May 21, 2014, First Capital filed a Petition for Appointment of a Receiver; Ex Parte Appointment of a Temporary Receiver; and Ex Parte Injunction Against Corporation, Directors, Officers, Agents and Shareholders in the 15th Judicial District Court under Docket No. 2014-⁠2661-F (the</w:t>
       </w:r>
       <w:r>
         <w:t xml:space="preserve"> </w:t>
@@ -593,13 +585,7 @@
         <w:t xml:space="preserve"> </w:t>
       </w:r>
       <w:r>
-        <w:t xml:space="preserve">led to the filing of the Receivership Petition in the 15th Judicial District Court under Docket No. 2014</w:t>
-      </w:r>
-      <w:r>
-        <w:noBreakHyphen/>
-      </w:r>
-      <w:r>
-        <w:t xml:space="preserve">2661-F on May 21, 2014.</w:t>
+        <w:t xml:space="preserve">led to the filing of the Receivership Petition in the 15th Judicial District Court under Docket No. 2014-⁠2661-F on May 21, 2014.</w:t>
       </w:r>
     </w:p>
     <w:p>
@@ -1180,9 +1166,7 @@
         <w:t xml:space="preserve"> </w:t>
       </w:r>
       <w:r>
-        <w:t xml:space="preserve">237</w:t>
-        <w:noBreakHyphen/>
-        <w:t xml:space="preserve">0132</w:t>
+        <w:t xml:space="preserve">237-⁠0132</w:t>
       </w:r>
     </w:p>
     <w:p>
@@ -1206,9 +1190,7 @@
         <w:t xml:space="preserve"> </w:t>
       </w:r>
       <w:r>
-        <w:t xml:space="preserve">237</w:t>
-        <w:noBreakHyphen/>
-        <w:t xml:space="preserve">3451</w:t>
+        <w:t xml:space="preserve">237-⁠3451</w:t>
       </w:r>
     </w:p>
     <w:p>
